--- a/en/scientists/CV/Word/Aliyev_Ismayil_CV_EN.docx
+++ b/en/scientists/CV/Word/Aliyev_Ismayil_CV_EN.docx
@@ -377,7 +377,7 @@
           <w:sz w:val="21"/>
           <w:szCs w:val="21"/>
         </w:rPr>
-        <w:t>Ismayil Aliyev is a professor at St. Petersburg State University of Economics, in the Department of Economics and Management of Enterprises and Industrial Complexes, since 2023. He graduated in labor economics in 1992 from St. Petersburg State University of Economics and Finance, later received the Candidate of Economic Sciences degree, and in 2007 defended a doctoral dissertation on incomes and living standards in the context of improving the social policy of the Russian Federation. He received the associate-professor title in 2002 and the professor title in 2009. The CV states more than 150 publications, including 12 textbooks and monographs, and supervision of 10 candidates of sciences and 2 doctors of sciences.</w:t>
+        <w:t>Ismayil Aliyev is a professor at St. Petersburg State University of Economics, in the Department of Economics and Management of Enterprises and Industrial Complexes, since 2023. He graduated in labor economics in 1992 from St. Petersburg State University of Economics and Finance, later received the Candidate of Economic Sciences degree, and in 2007 defended a doctoral dissertation on incomes and living standards in the context of improving the social policy of the Russian Federation. He received the associate-professor title in 2002 and the professor title in 2009. Published more than 150 works, including 12 textbooks and monographs; supervised 10 candidates of sciences and 2 doctors of sciences.</w:t>
       </w:r>
     </w:p>
     <w:p>
@@ -2049,7 +2049,7 @@
                 <w:sz w:val="21"/>
                 <w:szCs w:val="21"/>
               </w:rPr>
-              <w:t>CV</w:t>
+              <w:t>Self-reported</w:t>
             </w:r>
           </w:p>
         </w:tc>
